--- a/FuentesCurso/UD 05. Redes y volumenes en Docker/UD 05.05 - Caso practico 03 - Acelerando juegos de prueba con tmpfs.docx
+++ b/FuentesCurso/UD 05. Redes y volumenes en Docker/UD 05.05 - Caso practico 03 - Acelerando juegos de prueba con tmpfs.docx
@@ -22,12 +22,13 @@
         <w:rPr>
           <w:rFonts w:ascii="Proxima Nova" w:cs="Proxima Nova" w:eastAsia="Proxima Nova" w:hAnsi="Proxima Nova"/>
           <w:b w:val="0"/>
+          <w:bCs w:val="0"/>
           <w:color w:val="669966"/>
           <w:sz w:val="48"/>
           <w:szCs w:val="48"/>
           <w:rtl w:val="0"/>
         </w:rPr>
-        <w:t xml:space="preserve">Introducción a Docker</w:t>
+        <w:t xml:space="preserve">Introducción a Docker y Kubernetes</w:t>
       </w:r>
       <w:r>
         <w:rPr>
@@ -73,12 +74,12 @@
           <wp:inline distB="114300" distT="114300" distL="114300" distR="114300">
             <wp:extent cx="447675" cy="57150"/>
             <wp:effectExtent b="0" l="0" r="0" t="0"/>
-            <wp:docPr descr="short line" id="3" name="image4.png"/>
+            <wp:docPr descr="short line" id="3" name="image2.png"/>
             <a:graphic>
               <a:graphicData uri="http://schemas.openxmlformats.org/drawingml/2006/picture">
                 <pic:pic>
                   <pic:nvPicPr>
-                    <pic:cNvPr descr="short line" id="0" name="image4.png"/>
+                    <pic:cNvPr descr="short line" id="0" name="image2.png"/>
                     <pic:cNvPicPr preferRelativeResize="0"/>
                   </pic:nvPicPr>
                   <pic:blipFill>
@@ -276,7 +277,6 @@
     </w:p>
     <w:p>
       <w:pPr>
-        <w:pageBreakBefore w:val="0"/>
         <w:widowControl w:val="1"/>
         <w:spacing w:after="0" w:before="200" w:line="300" w:lineRule="auto"/>
         <w:rPr>
@@ -292,7 +292,7 @@
           <w:szCs w:val="32"/>
           <w:rtl w:val="0"/>
         </w:rPr>
-        <w:t xml:space="preserve">Actualizado Febrero 2025</w:t>
+        <w:t xml:space="preserve">Actualizado Enero 2026</w:t>
       </w:r>
     </w:p>
     <w:p>
@@ -323,6 +323,7 @@
         <w:rPr>
           <w:rFonts w:ascii="Verdana" w:cs="Verdana" w:eastAsia="Verdana" w:hAnsi="Verdana"/>
           <w:b w:val="1"/>
+          <w:bCs w:val="1"/>
           <w:sz w:val="20"/>
           <w:szCs w:val="20"/>
         </w:rPr>
@@ -347,6 +348,7 @@
         <w:rPr>
           <w:rFonts w:ascii="Verdana" w:cs="Verdana" w:eastAsia="Verdana" w:hAnsi="Verdana"/>
           <w:b w:val="1"/>
+          <w:bCs w:val="1"/>
           <w:sz w:val="20"/>
           <w:szCs w:val="20"/>
           <w:rtl w:val="0"/>
@@ -375,12 +377,12 @@
             <wp:extent cx="922564" cy="322898"/>
             <wp:effectExtent b="0" l="0" r="0" t="0"/>
             <wp:wrapSquare wrapText="bothSides" distB="57150" distT="57150" distL="57150" distR="57150"/>
-            <wp:docPr id="2" name="image2.png"/>
+            <wp:docPr id="2" name="image3.png"/>
             <a:graphic>
               <a:graphicData uri="http://schemas.openxmlformats.org/drawingml/2006/picture">
                 <pic:pic>
                   <pic:nvPicPr>
-                    <pic:cNvPr id="0" name="image2.png"/>
+                    <pic:cNvPr id="0" name="image3.png"/>
                     <pic:cNvPicPr preferRelativeResize="0"/>
                   </pic:nvPicPr>
                   <pic:blipFill>
@@ -465,6 +467,7 @@
         <w:ind w:left="0" w:right="57" w:firstLine="0"/>
         <w:rPr>
           <w:b w:val="1"/>
+          <w:bCs w:val="1"/>
         </w:rPr>
       </w:pPr>
       <w:r>
@@ -478,6 +481,7 @@
       <w:r>
         <w:rPr>
           <w:b w:val="1"/>
+          <w:bCs w:val="1"/>
           <w:rtl w:val="0"/>
         </w:rPr>
         <w:t xml:space="preserve">Importante</w:t>
@@ -508,6 +512,7 @@
         <w:ind w:left="0" w:right="57" w:firstLine="0"/>
         <w:rPr>
           <w:b w:val="1"/>
+          <w:bCs w:val="1"/>
         </w:rPr>
       </w:pPr>
       <w:r>
@@ -531,6 +536,7 @@
       <w:r>
         <w:rPr>
           <w:b w:val="1"/>
+          <w:bCs w:val="1"/>
           <w:rtl w:val="0"/>
         </w:rPr>
         <w:t xml:space="preserve">Atención</w:t>
@@ -561,6 +567,7 @@
         <w:ind w:left="0" w:right="57" w:firstLine="0"/>
         <w:rPr>
           <w:b w:val="1"/>
+          <w:bCs w:val="1"/>
         </w:rPr>
       </w:pPr>
       <w:r>
@@ -580,6 +587,7 @@
       <w:r>
         <w:rPr>
           <w:b w:val="1"/>
+          <w:bCs w:val="1"/>
           <w:rtl w:val="0"/>
         </w:rPr>
         <w:t xml:space="preserve">Interesante</w:t>
@@ -597,6 +605,7 @@
     </w:p>
     <w:sdt>
       <w:sdtPr>
+        <w:id w:val="1628132742"/>
         <w:docPartObj>
           <w:docPartGallery w:val="Table of Contents"/>
           <w:docPartUnique w:val="1"/>
@@ -612,7 +621,9 @@
             <w:jc w:val="left"/>
             <w:rPr>
               <w:b w:val="1"/>
+              <w:bCs w:val="1"/>
               <w:i w:val="0"/>
+              <w:iCs w:val="0"/>
               <w:smallCaps w:val="0"/>
               <w:strike w:val="0"/>
               <w:color w:val="000000"/>
@@ -632,7 +643,9 @@
             <w:r>
               <w:rPr>
                 <w:b w:val="1"/>
+                <w:bCs w:val="1"/>
                 <w:i w:val="0"/>
+                <w:iCs w:val="0"/>
                 <w:smallCaps w:val="0"/>
                 <w:strike w:val="0"/>
                 <w:color w:val="000000"/>
@@ -663,7 +676,9 @@
             <w:jc w:val="left"/>
             <w:rPr>
               <w:b w:val="1"/>
+              <w:bCs w:val="1"/>
               <w:i w:val="0"/>
+              <w:iCs w:val="0"/>
               <w:smallCaps w:val="0"/>
               <w:strike w:val="0"/>
               <w:color w:val="000000"/>
@@ -678,7 +693,9 @@
             <w:r>
               <w:rPr>
                 <w:b w:val="1"/>
+                <w:bCs w:val="1"/>
                 <w:i w:val="0"/>
+                <w:iCs w:val="0"/>
                 <w:smallCaps w:val="0"/>
                 <w:strike w:val="0"/>
                 <w:color w:val="000000"/>
@@ -709,7 +726,9 @@
             <w:jc w:val="left"/>
             <w:rPr>
               <w:b w:val="1"/>
+              <w:bCs w:val="1"/>
               <w:i w:val="0"/>
+              <w:iCs w:val="0"/>
               <w:smallCaps w:val="0"/>
               <w:strike w:val="0"/>
               <w:color w:val="000000"/>
@@ -724,7 +743,9 @@
             <w:r>
               <w:rPr>
                 <w:b w:val="1"/>
+                <w:bCs w:val="1"/>
                 <w:i w:val="0"/>
+                <w:iCs w:val="0"/>
                 <w:smallCaps w:val="0"/>
                 <w:strike w:val="0"/>
                 <w:color w:val="000000"/>
@@ -849,7 +870,9 @@
       <w:r>
         <w:rPr>
           <w:b w:val="1"/>
+          <w:bCs w:val="1"/>
           <w:i w:val="1"/>
+          <w:iCs w:val="1"/>
           <w:rtl w:val="0"/>
         </w:rPr>
         <w:t xml:space="preserve">tmpfs</w:t>
@@ -863,7 +886,9 @@
       <w:r>
         <w:rPr>
           <w:b w:val="1"/>
+          <w:bCs w:val="1"/>
           <w:i w:val="1"/>
+          <w:iCs w:val="1"/>
           <w:rtl w:val="0"/>
         </w:rPr>
         <w:t xml:space="preserve">ramfs</w:t>
@@ -909,6 +934,7 @@
       <w:r>
         <w:rPr>
           <w:b w:val="1"/>
+          <w:bCs w:val="1"/>
           <w:rtl w:val="0"/>
         </w:rPr>
         <w:t xml:space="preserve">Atención: </w:t>
@@ -939,7 +965,9 @@
       <w:r>
         <w:rPr>
           <w:b w:val="1"/>
+          <w:bCs w:val="1"/>
           <w:i w:val="1"/>
+          <w:iCs w:val="1"/>
           <w:rtl w:val="0"/>
         </w:rPr>
         <w:t xml:space="preserve">tmpfs</w:t>
@@ -976,7 +1004,9 @@
       <w:r>
         <w:rPr>
           <w:b w:val="1"/>
+          <w:bCs w:val="1"/>
           <w:i w:val="1"/>
+          <w:iCs w:val="1"/>
           <w:rtl w:val="0"/>
         </w:rPr>
         <w:t xml:space="preserve">dummy</w:t>
@@ -1086,7 +1116,9 @@
       <w:r>
         <w:rPr>
           <w:b w:val="1"/>
+          <w:bCs w:val="1"/>
           <w:i w:val="1"/>
+          <w:iCs w:val="1"/>
           <w:rtl w:val="0"/>
         </w:rPr>
         <w:t xml:space="preserve">/home/sergi/dump.sql</w:t>
@@ -1114,11 +1146,13 @@
         <w:pageBreakBefore w:val="0"/>
         <w:rPr>
           <w:b w:val="1"/>
-        </w:rPr>
-      </w:pPr>
-      <w:r>
-        <w:rPr>
-          <w:b w:val="1"/>
+          <w:bCs w:val="1"/>
+        </w:rPr>
+      </w:pPr>
+      <w:r>
+        <w:rPr>
+          <w:b w:val="1"/>
+          <w:bCs w:val="1"/>
           <w:rtl w:val="0"/>
         </w:rPr>
         <w:t xml:space="preserve">Contenedor sin “tmpfs”:</w:t>
@@ -1186,7 +1220,7 @@
                 <w:shd w:fill="f8f8f8" w:val="clear"/>
                 <w:rtl w:val="0"/>
               </w:rPr>
-              <w:t xml:space="preserve">docker run -d --rm --name mysqlsintmpfs -p 3306:3306 -v /home/sergi/dump.sql:/docker-entrypoint-initdb.d/dump.sql -e MYSQL_ALLOW_EMPTY_PASSWORD=TRUE -e MYSQL_USER=cefireuser -e MYSQL_PASSWORD=cefirepass mysql:5.6</w:t>
+              <w:t xml:space="preserve">docker run -d --rm --name mysqlsintmpfs -p 3306:3306 -v /home/sergi/dump.sql:/docker-entrypoint-initdb.d/dump.sql -e MYSQL_ALLOW_EMPTY_PASSWORD=TRUE -e MYSQL_USER=cefireuser -e MYSQL_PASSWORD=cefirepass mysql:5.6 tail -f /dev/null</w:t>
             </w:r>
             <w:r>
               <w:rPr>
@@ -1254,7 +1288,9 @@
       <w:r>
         <w:rPr>
           <w:b w:val="1"/>
+          <w:bCs w:val="1"/>
           <w:i w:val="1"/>
+          <w:iCs w:val="1"/>
           <w:rtl w:val="0"/>
         </w:rPr>
         <w:t xml:space="preserve">dump.sq</w:t>
@@ -1268,7 +1304,9 @@
       <w:r>
         <w:rPr>
           <w:b w:val="1"/>
+          <w:bCs w:val="1"/>
           <w:i w:val="1"/>
+          <w:iCs w:val="1"/>
           <w:rtl w:val="0"/>
         </w:rPr>
         <w:t xml:space="preserve">/docker-entrypoint-initdb.d”</w:t>
@@ -1282,7 +1320,9 @@
       <w:r>
         <w:rPr>
           <w:b w:val="1"/>
+          <w:bCs w:val="1"/>
           <w:i w:val="1"/>
+          <w:iCs w:val="1"/>
           <w:rtl w:val="0"/>
         </w:rPr>
         <w:t xml:space="preserve">mysql</w:t>
@@ -1296,7 +1336,9 @@
       <w:r>
         <w:rPr>
           <w:b w:val="1"/>
+          <w:bCs w:val="1"/>
           <w:i w:val="1"/>
+          <w:iCs w:val="1"/>
           <w:rtl w:val="0"/>
         </w:rPr>
         <w:t xml:space="preserve">.sh</w:t>
@@ -1310,7 +1352,9 @@
       <w:r>
         <w:rPr>
           <w:b w:val="1"/>
+          <w:bCs w:val="1"/>
           <w:i w:val="1"/>
+          <w:iCs w:val="1"/>
           <w:rtl w:val="0"/>
         </w:rPr>
         <w:t xml:space="preserve">.sql</w:t>
@@ -1324,7 +1368,9 @@
       <w:r>
         <w:rPr>
           <w:b w:val="1"/>
+          <w:bCs w:val="1"/>
           <w:i w:val="1"/>
+          <w:iCs w:val="1"/>
           <w:rtl w:val="0"/>
         </w:rPr>
         <w:t xml:space="preserve">.sql.gz</w:t>
@@ -1378,6 +1424,7 @@
       <w:r>
         <w:rPr>
           <w:b w:val="1"/>
+          <w:bCs w:val="1"/>
           <w:u w:val="single"/>
           <w:rtl w:val="0"/>
         </w:rPr>
@@ -1448,11 +1495,13 @@
         <w:pageBreakBefore w:val="0"/>
         <w:rPr>
           <w:b w:val="1"/>
-        </w:rPr>
-      </w:pPr>
-      <w:r>
-        <w:rPr>
-          <w:b w:val="1"/>
+          <w:bCs w:val="1"/>
+        </w:rPr>
+      </w:pPr>
+      <w:r>
+        <w:rPr>
+          <w:b w:val="1"/>
+          <w:bCs w:val="1"/>
           <w:rtl w:val="0"/>
         </w:rPr>
         <w:t xml:space="preserve">Contenedor usando “tmpfs”:</w:t>
@@ -1520,7 +1569,7 @@
                 <w:shd w:fill="f8f8f8" w:val="clear"/>
                 <w:rtl w:val="0"/>
               </w:rPr>
-              <w:t xml:space="preserve">docker run -d --rm --name mysqlcontmpfs -p 3307:3306 -v /home/sergi/dump.sql:/docker-entrypoint-initdb.d/dump.sql --tmpfs /var/lib/mysql:rw,noexec,nosuid,size=1024m -e MYSQL_ALLOW_EMPTY_PASSWORD=TRUE -e MYSQL_USER=cefireuser -e MYSQL_PASSWORD=cefirepass mysql:5.6</w:t>
+              <w:t xml:space="preserve">docker run -d --rm --name mysqlcontmpfs -p 3307:3306 -v /home/sergi/dump.sql:/docker-entrypoint-initdb.d/dump.sql --tmpfs /var/lib/mysql:rw,noexec,nosuid,size=1024m -e MYSQL_ALLOW_EMPTY_PASSWORD=TRUE -e MYSQL_USER=cefireuser -e MYSQL_PASSWORD=cefirepass mysql:5.6 tail -f /dev/null</w:t>
             </w:r>
             <w:r>
               <w:rPr>
@@ -1556,7 +1605,9 @@
       <w:r>
         <w:rPr>
           <w:b w:val="1"/>
+          <w:bCs w:val="1"/>
           <w:i w:val="1"/>
+          <w:iCs w:val="1"/>
           <w:rtl w:val="0"/>
         </w:rPr>
         <w:t xml:space="preserve">/var/lib/mysql</w:t>
@@ -1570,7 +1621,9 @@
       <w:r>
         <w:rPr>
           <w:b w:val="1"/>
+          <w:bCs w:val="1"/>
           <w:i w:val="1"/>
+          <w:iCs w:val="1"/>
           <w:rtl w:val="0"/>
         </w:rPr>
         <w:t xml:space="preserve">tmpfs</w:t>
@@ -1644,7 +1697,9 @@
       <w:r>
         <w:rPr>
           <w:b w:val="1"/>
+          <w:bCs w:val="1"/>
           <w:i w:val="1"/>
+          <w:iCs w:val="1"/>
           <w:rtl w:val="0"/>
         </w:rPr>
         <w:t xml:space="preserve">cefireuser</w:t>
@@ -1658,7 +1713,9 @@
       <w:r>
         <w:rPr>
           <w:b w:val="1"/>
+          <w:bCs w:val="1"/>
           <w:i w:val="1"/>
+          <w:iCs w:val="1"/>
           <w:rtl w:val="0"/>
         </w:rPr>
         <w:t xml:space="preserve">cefirepass</w:t>
@@ -1675,11 +1732,13 @@
         <w:pageBreakBefore w:val="0"/>
         <w:rPr>
           <w:b w:val="1"/>
-        </w:rPr>
-      </w:pPr>
-      <w:r>
-        <w:rPr>
-          <w:b w:val="1"/>
+          <w:bCs w:val="1"/>
+        </w:rPr>
+      </w:pPr>
+      <w:r>
+        <w:rPr>
+          <w:b w:val="1"/>
+          <w:bCs w:val="1"/>
           <w:rtl w:val="0"/>
         </w:rPr>
         <w:t xml:space="preserve">Para acceder a la versión sin “</w:t>
@@ -1687,7 +1746,9 @@
       <w:r>
         <w:rPr>
           <w:b w:val="1"/>
+          <w:bCs w:val="1"/>
           <w:i w:val="1"/>
+          <w:iCs w:val="1"/>
           <w:rtl w:val="0"/>
         </w:rPr>
         <w:t xml:space="preserve">tmpfs</w:t>
@@ -1695,6 +1756,7 @@
       <w:r>
         <w:rPr>
           <w:b w:val="1"/>
+          <w:bCs w:val="1"/>
           <w:rtl w:val="0"/>
         </w:rPr>
         <w:t xml:space="preserve">”:</w:t>
@@ -1791,11 +1853,13 @@
         <w:pageBreakBefore w:val="0"/>
         <w:rPr>
           <w:b w:val="1"/>
-        </w:rPr>
-      </w:pPr>
-      <w:r>
-        <w:rPr>
-          <w:b w:val="1"/>
+          <w:bCs w:val="1"/>
+        </w:rPr>
+      </w:pPr>
+      <w:r>
+        <w:rPr>
+          <w:b w:val="1"/>
+          <w:bCs w:val="1"/>
           <w:rtl w:val="0"/>
         </w:rPr>
         <w:t xml:space="preserve">Para acceder a la versión con “</w:t>
@@ -1803,7 +1867,9 @@
       <w:r>
         <w:rPr>
           <w:b w:val="1"/>
+          <w:bCs w:val="1"/>
           <w:i w:val="1"/>
+          <w:iCs w:val="1"/>
           <w:rtl w:val="0"/>
         </w:rPr>
         <w:t xml:space="preserve">tmpfs</w:t>
@@ -1811,6 +1877,7 @@
       <w:r>
         <w:rPr>
           <w:b w:val="1"/>
+          <w:bCs w:val="1"/>
           <w:rtl w:val="0"/>
         </w:rPr>
         <w:t xml:space="preserve">”:</w:t>
@@ -1927,7 +1994,9 @@
       <w:r>
         <w:rPr>
           <w:b w:val="1"/>
+          <w:bCs w:val="1"/>
           <w:i w:val="1"/>
+          <w:iCs w:val="1"/>
           <w:rtl w:val="0"/>
         </w:rPr>
         <w:t xml:space="preserve">docker exec</w:t>
@@ -1996,6 +2065,8 @@
                 <w:shd w:fill="f8f8f8" w:val="clear"/>
                 <w:rtl w:val="0"/>
               </w:rPr>
+              <w:t xml:space="preserve">service mysql restart</w:t>
+              <w:br w:type="textWrapping"/>
               <w:t xml:space="preserve">mysql -u root</w:t>
             </w:r>
             <w:r>
@@ -2105,6 +2176,7 @@
               <w:rPr>
                 <w:rFonts w:ascii="Consolas" w:cs="Consolas" w:eastAsia="Consolas" w:hAnsi="Consolas"/>
                 <w:b w:val="1"/>
+                <w:bCs w:val="1"/>
                 <w:color w:val="333333"/>
                 <w:shd w:fill="f8f8f8" w:val="clear"/>
               </w:rPr>
@@ -2113,6 +2185,7 @@
               <w:rPr>
                 <w:rFonts w:ascii="Consolas" w:cs="Consolas" w:eastAsia="Consolas" w:hAnsi="Consolas"/>
                 <w:b w:val="1"/>
+                <w:bCs w:val="1"/>
                 <w:color w:val="333333"/>
                 <w:shd w:fill="f8f8f8" w:val="clear"/>
                 <w:rtl w:val="0"/>
@@ -2150,7 +2223,9 @@
       <w:r>
         <w:rPr>
           <w:b w:val="1"/>
+          <w:bCs w:val="1"/>
           <w:i w:val="1"/>
+          <w:iCs w:val="1"/>
           <w:rtl w:val="0"/>
         </w:rPr>
         <w:t xml:space="preserve">test</w:t>
@@ -2164,6 +2239,7 @@
       <w:r>
         <w:rPr>
           <w:b w:val="1"/>
+          <w:bCs w:val="1"/>
           <w:u w:val="single"/>
           <w:rtl w:val="0"/>
         </w:rPr>
@@ -2190,7 +2266,9 @@
       <w:r>
         <w:rPr>
           <w:b w:val="1"/>
+          <w:bCs w:val="1"/>
           <w:i w:val="1"/>
+          <w:iCs w:val="1"/>
           <w:rtl w:val="0"/>
         </w:rPr>
         <w:t xml:space="preserve">tmpfs</w:t>
@@ -2204,7 +2282,9 @@
       <w:r>
         <w:rPr>
           <w:b w:val="1"/>
+          <w:bCs w:val="1"/>
           <w:i w:val="1"/>
+          <w:iCs w:val="1"/>
           <w:rtl w:val="0"/>
         </w:rPr>
         <w:t xml:space="preserve">tmpfs</w:t>
@@ -2251,6 +2331,7 @@
       <w:r>
         <w:rPr>
           <w:b w:val="1"/>
+          <w:bCs w:val="1"/>
           <w:rtl w:val="0"/>
         </w:rPr>
         <w:t xml:space="preserve">Atención: </w:t>
@@ -2706,11 +2787,19 @@
       </w:pPr>
     </w:pPrDefault>
   </w:docDefaults>
+  <w:style w:type="table" w:styleId="TableNormal" w:default="1">
+    <w:name w:val="TableNormal"/>
+    <w:tblPr>
+      <w:tblCellMar>
+        <w:top w:w="100.0" w:type="dxa"/>
+        <w:left w:w="100.0" w:type="dxa"/>
+        <w:bottom w:w="100.0" w:type="dxa"/>
+        <w:right w:w="100.0" w:type="dxa"/>
+      </w:tblCellMar>
+    </w:tblPr>
+  </w:style>
   <w:style w:type="paragraph" w:styleId="Normal" w:default="1">
     <w:name w:val="normal"/>
-  </w:style>
-  <w:style w:type="table" w:styleId="TableNormal" w:default="1">
-    <w:name w:val="Table Normal"/>
   </w:style>
   <w:style w:type="paragraph" w:styleId="Heading1">
     <w:name w:val="heading 1"/>
@@ -2758,6 +2847,7 @@
     <w:rPr>
       <w:rFonts w:ascii="Arial" w:cs="Arial" w:eastAsia="Arial" w:hAnsi="Arial"/>
       <w:b w:val="0"/>
+      <w:bCs w:val="0"/>
       <w:smallCaps w:val="0"/>
       <w:color w:val="669966"/>
       <w:sz w:val="22"/>
@@ -2778,7 +2868,9 @@
     <w:rPr>
       <w:rFonts w:ascii="Arial" w:cs="Arial" w:eastAsia="Arial" w:hAnsi="Arial"/>
       <w:b w:val="1"/>
+      <w:bCs w:val="1"/>
       <w:i w:val="1"/>
+      <w:iCs w:val="1"/>
       <w:smallCaps w:val="0"/>
       <w:sz w:val="21"/>
       <w:szCs w:val="21"/>
@@ -2799,6 +2891,7 @@
     <w:rPr>
       <w:rFonts w:ascii="Arial" w:cs="Arial" w:eastAsia="Arial" w:hAnsi="Arial"/>
       <w:b w:val="1"/>
+      <w:bCs w:val="1"/>
       <w:smallCaps w:val="1"/>
       <w:sz w:val="24"/>
       <w:szCs w:val="24"/>
@@ -2816,6 +2909,7 @@
     </w:pPr>
     <w:rPr>
       <w:b w:val="1"/>
+      <w:bCs w:val="1"/>
       <w:sz w:val="20"/>
       <w:szCs w:val="20"/>
     </w:rPr>
@@ -2832,6 +2926,7 @@
     </w:pPr>
     <w:rPr>
       <w:b w:val="1"/>
+      <w:bCs w:val="1"/>
       <w:sz w:val="72"/>
       <w:szCs w:val="72"/>
     </w:rPr>
@@ -2849,6 +2944,7 @@
     <w:rPr>
       <w:rFonts w:ascii="Georgia" w:cs="Georgia" w:eastAsia="Georgia" w:hAnsi="Georgia"/>
       <w:i w:val="1"/>
+      <w:iCs w:val="1"/>
       <w:color w:val="666666"/>
       <w:sz w:val="48"/>
       <w:szCs w:val="48"/>
@@ -2859,12 +2955,6 @@
     <w:tblPr>
       <w:tblStyleRowBandSize w:val="1"/>
       <w:tblStyleColBandSize w:val="1"/>
-      <w:tblCellMar>
-        <w:top w:w="100.0" w:type="dxa"/>
-        <w:left w:w="100.0" w:type="dxa"/>
-        <w:bottom w:w="100.0" w:type="dxa"/>
-        <w:right w:w="100.0" w:type="dxa"/>
-      </w:tblCellMar>
     </w:tblPr>
   </w:style>
   <w:style w:type="table" w:styleId="Table2">
@@ -2872,12 +2962,6 @@
     <w:tblPr>
       <w:tblStyleRowBandSize w:val="1"/>
       <w:tblStyleColBandSize w:val="1"/>
-      <w:tblCellMar>
-        <w:top w:w="100.0" w:type="dxa"/>
-        <w:left w:w="100.0" w:type="dxa"/>
-        <w:bottom w:w="100.0" w:type="dxa"/>
-        <w:right w:w="100.0" w:type="dxa"/>
-      </w:tblCellMar>
     </w:tblPr>
   </w:style>
   <w:style w:type="table" w:styleId="Table3">
@@ -2885,12 +2969,6 @@
     <w:tblPr>
       <w:tblStyleRowBandSize w:val="1"/>
       <w:tblStyleColBandSize w:val="1"/>
-      <w:tblCellMar>
-        <w:top w:w="100.0" w:type="dxa"/>
-        <w:left w:w="100.0" w:type="dxa"/>
-        <w:bottom w:w="100.0" w:type="dxa"/>
-        <w:right w:w="100.0" w:type="dxa"/>
-      </w:tblCellMar>
     </w:tblPr>
   </w:style>
   <w:style w:type="table" w:styleId="Table4">
@@ -2898,12 +2976,6 @@
     <w:tblPr>
       <w:tblStyleRowBandSize w:val="1"/>
       <w:tblStyleColBandSize w:val="1"/>
-      <w:tblCellMar>
-        <w:top w:w="100.0" w:type="dxa"/>
-        <w:left w:w="100.0" w:type="dxa"/>
-        <w:bottom w:w="100.0" w:type="dxa"/>
-        <w:right w:w="100.0" w:type="dxa"/>
-      </w:tblCellMar>
     </w:tblPr>
   </w:style>
   <w:style w:type="table" w:styleId="Table5">
@@ -2911,12 +2983,6 @@
     <w:tblPr>
       <w:tblStyleRowBandSize w:val="1"/>
       <w:tblStyleColBandSize w:val="1"/>
-      <w:tblCellMar>
-        <w:top w:w="100.0" w:type="dxa"/>
-        <w:left w:w="100.0" w:type="dxa"/>
-        <w:bottom w:w="100.0" w:type="dxa"/>
-        <w:right w:w="100.0" w:type="dxa"/>
-      </w:tblCellMar>
     </w:tblPr>
   </w:style>
   <w:style w:type="table" w:styleId="Table6">
@@ -2924,12 +2990,6 @@
     <w:tblPr>
       <w:tblStyleRowBandSize w:val="1"/>
       <w:tblStyleColBandSize w:val="1"/>
-      <w:tblCellMar>
-        <w:top w:w="100.0" w:type="dxa"/>
-        <w:left w:w="100.0" w:type="dxa"/>
-        <w:bottom w:w="100.0" w:type="dxa"/>
-        <w:right w:w="100.0" w:type="dxa"/>
-      </w:tblCellMar>
     </w:tblPr>
   </w:style>
 </w:styles>
